--- a/docs/forms/B3_Mandate_and_Ownership.docx
+++ b/docs/forms/B3_Mandate_and_Ownership.docx
@@ -1561,7 +1561,7 @@
         <w:color w:val="5A6672"/>
         <w:sz w:val="16"/>
       </w:rPr>
-      <w:t>Handbook v0.4  ·  B-3  ·  Record the handbook version in your closure report</w:t>
+      <w:t>Handbook v0.5  ·  B-3  ·  Record the handbook version in your closure report</w:t>
     </w:r>
   </w:p>
 </w:ftr>
